--- a/outputs/hill/Kiran_Bavimani_cv.docx
+++ b/outputs/hill/Kiran_Bavimani_cv.docx
@@ -292,7 +292,6 @@
           <w:p>
             <w:pPr>
               <w:pStyle w:val="SideBarText"/>
-              <w:spacing w:line="240" w:lineRule="auto"/>
               <w:jc w:val="both"/>
               <w:rPr>
                 <w:color w:val="000000" w:themeColor="text1"/>
@@ -302,7 +301,7 @@
               <w:rPr>
                 <w:color w:val="000000" w:themeColor="text1"/>
               </w:rPr>
-              <w:t xml:space="preserve"/>
+              <w:t xml:space="preserve">Bachelor of Engineering in Electronics &amp; Communication, Kuvempu University - Government, 1999 to 2003</w:t>
             </w:r>
           </w:p>
           <w:p>
@@ -311,162 +310,14 @@
               <w:spacing w:line="240" w:lineRule="auto"/>
               <w:jc w:val="both"/>
               <w:rPr>
-                <w:b/>
-                <w:bCs/>
                 <w:color w:val="000000" w:themeColor="text1"/>
               </w:rPr>
             </w:pPr>
             <w:r>
               <w:rPr>
-                <w:b/>
-                <w:bCs/>
-                <w:color w:val="000000" w:themeColor="text1"/>
-              </w:rPr>
-              <w:t xml:space="preserve">Bachelor of Engineering in Electronics &amp; Communication</w:t>
-            </w:r>
-          </w:p>
-          <w:p>
-            <w:pPr>
-              <w:pStyle w:val="SideBarText"/>
-              <w:spacing w:line="240" w:lineRule="auto"/>
-              <w:jc w:val="both"/>
-              <w:rPr>
-                <w:b/>
-                <w:bCs/>
-                <w:color w:val="000000" w:themeColor="text1"/>
-              </w:rPr>
-            </w:pPr>
-            <w:r>
-              <w:rPr>
-                <w:b/>
-                <w:bCs/>
-                <w:color w:val="000000" w:themeColor="text1"/>
-              </w:rPr>
-              <w:t xml:space="preserve">Kuvempu University - Government</w:t>
-            </w:r>
-          </w:p>
-          <w:p>
-            <w:pPr>
-              <w:pStyle w:val="SideBarText"/>
-              <w:spacing w:line="240" w:lineRule="auto"/>
-              <w:jc w:val="both"/>
-              <w:rPr>
-                <w:color w:val="000000" w:themeColor="text1"/>
-              </w:rPr>
-            </w:pPr>
-            <w:r>
-              <w:rPr>
-                <w:color w:val="000000" w:themeColor="text1"/>
-              </w:rPr>
-              <w:t xml:space="preserve">1999 to 2003</w:t>
-            </w:r>
-          </w:p>
-          <w:p>
-            <w:pPr>
-              <w:pStyle w:val="SideBarText"/>
-              <w:spacing w:line="240" w:lineRule="auto"/>
-              <w:jc w:val="both"/>
-              <w:rPr>
-                <w:b/>
-                <w:bCs/>
-                <w:color w:val="000000" w:themeColor="text1"/>
-              </w:rPr>
-            </w:pPr>
-            <w:r>
-              <w:rPr>
-                <w:color w:val="000000" w:themeColor="text1"/>
-              </w:rPr>
-              <w:t xml:space="preserve"/>
-            </w:r>
-          </w:p>
-          <w:p>
-            <w:pPr>
-              <w:pStyle w:val="SideBarText"/>
-              <w:spacing w:line="240" w:lineRule="auto"/>
-              <w:jc w:val="both"/>
-              <w:rPr>
-                <w:color w:val="000000" w:themeColor="text1"/>
-              </w:rPr>
-            </w:pPr>
-            <w:r>
-              <w:rPr>
-                <w:color w:val="000000" w:themeColor="text1"/>
-              </w:rPr>
-              <w:t xml:space="preserve"/>
-            </w:r>
-          </w:p>
-          <w:p>
-            <w:pPr>
-              <w:pStyle w:val="SideBarText"/>
-              <w:spacing w:line="240" w:lineRule="auto"/>
-              <w:jc w:val="both"/>
-              <w:rPr>
-                <w:b/>
-                <w:bCs/>
-                <w:color w:val="000000" w:themeColor="text1"/>
-              </w:rPr>
-            </w:pPr>
-            <w:r>
-              <w:rPr>
-                <w:b/>
-                <w:bCs/>
-                <w:color w:val="000000" w:themeColor="text1"/>
-              </w:rPr>
-              <w:t xml:space="preserve">PGD in MBA IBM (International Business Management)</w:t>
-            </w:r>
-          </w:p>
-          <w:p>
-            <w:pPr>
-              <w:pStyle w:val="SideBarText"/>
-              <w:spacing w:line="240" w:lineRule="auto"/>
-              <w:jc w:val="both"/>
-              <w:rPr>
-                <w:b/>
-                <w:bCs/>
-                <w:color w:val="000000" w:themeColor="text1"/>
-              </w:rPr>
-            </w:pPr>
-            <w:r>
-              <w:rPr>
-                <w:b/>
-                <w:bCs/>
-                <w:color w:val="000000" w:themeColor="text1"/>
-              </w:rPr>
-              <w:t xml:space="preserve"/>
-            </w:r>
-          </w:p>
-          <w:p>
-            <w:pPr>
-              <w:pStyle w:val="SideBarText"/>
-              <w:spacing w:line="240" w:lineRule="auto"/>
-              <w:jc w:val="both"/>
-              <w:rPr>
-                <w:color w:val="000000" w:themeColor="text1"/>
-              </w:rPr>
-            </w:pPr>
-            <w:r>
-              <w:rPr>
-                <w:color w:val="000000" w:themeColor="text1"/>
-              </w:rPr>
-              <w:t xml:space="preserve">2012 to 2013</w:t>
-            </w:r>
-          </w:p>
-          <w:p>
-            <w:pPr>
-              <w:pStyle w:val="SideBarText"/>
-              <w:spacing w:line="240" w:lineRule="auto"/>
-              <w:jc w:val="both"/>
-              <w:rPr>
-                <w:b/>
-                <w:bCs/>
-                <w:color w:val="000000" w:themeColor="text1"/>
-              </w:rPr>
-            </w:pPr>
-            <w:r>
-              <w:rPr>
-                <w:color w:val="000000" w:themeColor="text1"/>
-              </w:rPr>
-              <w:t xml:space="preserve"/>
+                <w:color w:val="000000" w:themeColor="text1"/>
+              </w:rPr>
+              <w:t xml:space="preserve">PGD in MBA IBM (International Business Management), 2012 to 2013</w:t>
             </w:r>
           </w:p>
           <w:p>
@@ -712,7 +563,7 @@
               <w:rPr>
                 <w:color w:val="000000" w:themeColor="text1"/>
               </w:rPr>
-              <w:t xml:space="preserve">USA, France, Qatar, Italy, Portugal, China, India, Middle-East</w:t>
+              <w:t xml:space="preserve">India, Qatar, France, USA, Middle-East, China</w:t>
             </w:r>
           </w:p>
         </w:tc>
@@ -789,6 +640,21 @@
           <w:p>
             <w:pPr>
               <w:pStyle w:val="SideBarText"/>
+              <w:jc w:val="both"/>
+              <w:rPr>
+                <w:color w:val="000000" w:themeColor="text1"/>
+              </w:rPr>
+            </w:pPr>
+            <w:r>
+              <w:rPr>
+                <w:color w:val="000000" w:themeColor="text1"/>
+              </w:rPr>
+              <w:t xml:space="preserve">PMP, 10 Yrs.</w:t>
+            </w:r>
+          </w:p>
+          <w:p>
+            <w:pPr>
+              <w:pStyle w:val="SideBarText"/>
               <w:spacing w:line="240" w:lineRule="auto"/>
               <w:jc w:val="both"/>
               <w:rPr>
@@ -799,7 +665,103 @@
               <w:rPr>
                 <w:color w:val="000000" w:themeColor="text1"/>
               </w:rPr>
-              <w:t xml:space="preserve">PMP, Lead Auditor – ISO 9001, CMQ/OE, SSGB, QMS Foundation, ASQ – American Society for Quality, IAENG, ASCE</w:t>
+              <w:t xml:space="preserve">Lead Auditor IRCA/ISO 9001, 8 Yrs.</w:t>
+            </w:r>
+          </w:p>
+          <w:p>
+            <w:pPr>
+              <w:pStyle w:val="SideBarText"/>
+              <w:spacing w:line="240" w:lineRule="auto"/>
+              <w:jc w:val="both"/>
+              <w:rPr>
+                <w:color w:val="000000" w:themeColor="text1"/>
+              </w:rPr>
+            </w:pPr>
+            <w:r>
+              <w:rPr>
+                <w:color w:val="000000" w:themeColor="text1"/>
+              </w:rPr>
+              <w:t xml:space="preserve">SSGB</w:t>
+            </w:r>
+          </w:p>
+          <w:p>
+            <w:pPr>
+              <w:pStyle w:val="SideBarText"/>
+              <w:spacing w:line="240" w:lineRule="auto"/>
+              <w:jc w:val="both"/>
+              <w:rPr>
+                <w:color w:val="000000" w:themeColor="text1"/>
+              </w:rPr>
+            </w:pPr>
+            <w:r>
+              <w:rPr>
+                <w:color w:val="000000" w:themeColor="text1"/>
+              </w:rPr>
+              <w:t xml:space="preserve">QMS Foundation</w:t>
+            </w:r>
+          </w:p>
+          <w:p>
+            <w:pPr>
+              <w:pStyle w:val="SideBarText"/>
+              <w:spacing w:line="240" w:lineRule="auto"/>
+              <w:jc w:val="both"/>
+              <w:rPr>
+                <w:color w:val="000000" w:themeColor="text1"/>
+              </w:rPr>
+            </w:pPr>
+            <w:r>
+              <w:rPr>
+                <w:color w:val="000000" w:themeColor="text1"/>
+              </w:rPr>
+              <w:t xml:space="preserve">ASQ Membership, American Society for Quality (ID 200144686)</w:t>
+            </w:r>
+          </w:p>
+          <w:p>
+            <w:pPr>
+              <w:pStyle w:val="SideBarText"/>
+              <w:spacing w:line="240" w:lineRule="auto"/>
+              <w:jc w:val="both"/>
+              <w:rPr>
+                <w:color w:val="000000" w:themeColor="text1"/>
+              </w:rPr>
+            </w:pPr>
+            <w:r>
+              <w:rPr>
+                <w:color w:val="000000" w:themeColor="text1"/>
+              </w:rPr>
+              <w:t xml:space="preserve">IAENG Membership, IAENG (ID 335482)</w:t>
+            </w:r>
+          </w:p>
+          <w:p>
+            <w:pPr>
+              <w:pStyle w:val="SideBarText"/>
+              <w:spacing w:line="240" w:lineRule="auto"/>
+              <w:jc w:val="both"/>
+              <w:rPr>
+                <w:color w:val="000000" w:themeColor="text1"/>
+              </w:rPr>
+            </w:pPr>
+            <w:r>
+              <w:rPr>
+                <w:color w:val="000000" w:themeColor="text1"/>
+              </w:rPr>
+              <w:t xml:space="preserve">ASCE Membership, ASCE (ID 11986348)</w:t>
+            </w:r>
+          </w:p>
+          <w:p>
+            <w:pPr>
+              <w:pStyle w:val="SideBarText"/>
+              <w:spacing w:line="240" w:lineRule="auto"/>
+              <w:jc w:val="both"/>
+              <w:rPr>
+                <w:color w:val="000000" w:themeColor="text1"/>
+              </w:rPr>
+            </w:pPr>
+            <w:r>
+              <w:rPr>
+                <w:color w:val="000000" w:themeColor="text1"/>
+              </w:rPr>
+              <w:t xml:space="preserve"/>
             </w:r>
           </w:p>
         </w:tc>
@@ -863,7 +825,7 @@
           <w:sz w:val="22"/>
           <w:szCs w:val="22"/>
         </w:rPr>
-        <w:t xml:space="preserve">22 Yrs. in Transportation (Metro Rail Systems) &amp; Avionics Systems (Defence), 07+ Yrs. in Metro Rail projects, 13 Yrs. in Avionics projects, 2 Yrs. entrepreneurship and Independent (Freelance) roles, Built and directed Quality teams, International Experience with Cultural Diversities, Large Infra and Significant projects in various customer facing roles, Driven Organisational QHSE initiatives, Lead over 150 IMS audits, Directed &amp; implemented Corporate/Site QMS and standards, Hands on experience with tools such as 5 Why analysis, Fishbone diagrams, Pareto analysis, PFMEA/FMEA, etc.</w:t>
+        <w:t xml:space="preserve">22 Yrs. in Transportation (Metro Rail Systems) &amp; Avionics Systems (Defence), 07+ Yrs. in Metro Rail projects, 13 Yrs. in Avionics projects, 2 Yrs. entrepreneurship and Independent (Freelance) roles, Built and directed Quality teams, International Experience with Cultural Diversities, Large Infra and Significant projects in various customer facing roles, Driven Organisational QHSE initiatives, Total experience of 22 years, Management experience, Technical expertise in Quality Management, Important achievements include Lead over 150 IMS audits, Directed &amp; implemented Corporate/Site QMS and standards, Hands on experience with tools such as 5 Why analysis, Fishbone diagrams, Pareto analysis, PFMEA/FMEA, etc.</w:t>
       </w:r>
     </w:p>
     <w:p>
@@ -979,7 +941,7 @@
           <w:sz w:val="22"/>
           <w:szCs w:val="22"/>
         </w:rPr>
-        <w:t xml:space="preserve"> | Quality Assurance Specialist</w:t>
+        <w:t xml:space="preserve"> | Quality Assurance Specialist (Freelancer - PMC, Supplier, Transport/Avionics Project related activities)</w:t>
       </w:r>
     </w:p>
     <w:p>
@@ -1033,7 +995,7 @@
           <w:sz w:val="22"/>
           <w:szCs w:val="22"/>
         </w:rPr>
-        <w:t xml:space="preserve">Company’s role in the Project: Freelancer</w:t>
+        <w:t xml:space="preserve">Company’s role in the Project: </w:t>
       </w:r>
     </w:p>
     <w:p>
@@ -1261,7 +1223,7 @@
           <w:sz w:val="22"/>
           <w:szCs w:val="22"/>
         </w:rPr>
-        <w:t xml:space="preserve">09’2019-09`2024 | AECOM</w:t>
+        <w:t xml:space="preserve">09'2019-09`2024 | Pune Metro Rail Project, Line 1 &amp; Line 2</w:t>
       </w:r>
     </w:p>
     <w:p>
@@ -1297,61 +1259,61 @@
           <w:sz w:val="22"/>
           <w:szCs w:val="22"/>
         </w:rPr>
-        <w:t xml:space="preserve"> | Senior QA/QC Expert</w:t>
-      </w:r>
-    </w:p>
-    <w:p>
-      <w:pPr>
-        <w:suppressAutoHyphens/>
-        <w:jc w:val="both"/>
-        <w:rPr>
-          <w:rFonts w:ascii="Calibri" w:hAnsi="Calibri"/>
-          <w:color w:val="000000" w:themeColor="text1"/>
-          <w:sz w:val="22"/>
-          <w:szCs w:val="22"/>
-        </w:rPr>
-      </w:pPr>
-    </w:p>
-    <w:p>
-      <w:pPr>
-        <w:suppressAutoHyphens/>
-        <w:jc w:val="both"/>
-        <w:rPr>
-          <w:rFonts w:ascii="Calibri" w:hAnsi="Calibri"/>
-          <w:color w:val="000000" w:themeColor="text1"/>
-          <w:sz w:val="22"/>
-          <w:szCs w:val="22"/>
-        </w:rPr>
-      </w:pPr>
-      <w:r>
-        <w:rPr>
-          <w:rFonts w:ascii="Calibri" w:hAnsi="Calibri"/>
-          <w:color w:val="000000" w:themeColor="text1"/>
-          <w:sz w:val="22"/>
-          <w:szCs w:val="22"/>
-        </w:rPr>
-        <w:t xml:space="preserve">Project description/summary: QA Surveillance of Systems Works for Line 1 and Line2 (Viaduct, UG, Depots) </w:t>
-      </w:r>
-    </w:p>
-    <w:p>
-      <w:pPr>
-        <w:suppressAutoHyphens/>
-        <w:jc w:val="both"/>
-        <w:rPr>
-          <w:rFonts w:ascii="Calibri" w:hAnsi="Calibri"/>
-          <w:color w:val="000000" w:themeColor="text1"/>
-          <w:sz w:val="22"/>
-          <w:szCs w:val="22"/>
-        </w:rPr>
-      </w:pPr>
-      <w:r>
-        <w:rPr>
-          <w:rFonts w:ascii="Calibri" w:hAnsi="Calibri"/>
-          <w:color w:val="000000" w:themeColor="text1"/>
-          <w:sz w:val="22"/>
-          <w:szCs w:val="22"/>
-        </w:rPr>
-        <w:t xml:space="preserve">Company’s role in the Project: PMC</w:t>
+        <w:t xml:space="preserve"> | PMC – Senior Quality Assurance Expert (SQAE)</w:t>
+      </w:r>
+    </w:p>
+    <w:p>
+      <w:pPr>
+        <w:suppressAutoHyphens/>
+        <w:jc w:val="both"/>
+        <w:rPr>
+          <w:rFonts w:ascii="Calibri" w:hAnsi="Calibri"/>
+          <w:color w:val="000000" w:themeColor="text1"/>
+          <w:sz w:val="22"/>
+          <w:szCs w:val="22"/>
+        </w:rPr>
+      </w:pPr>
+    </w:p>
+    <w:p>
+      <w:pPr>
+        <w:suppressAutoHyphens/>
+        <w:jc w:val="both"/>
+        <w:rPr>
+          <w:rFonts w:ascii="Calibri" w:hAnsi="Calibri"/>
+          <w:color w:val="000000" w:themeColor="text1"/>
+          <w:sz w:val="22"/>
+          <w:szCs w:val="22"/>
+        </w:rPr>
+      </w:pPr>
+      <w:r>
+        <w:rPr>
+          <w:rFonts w:ascii="Calibri" w:hAnsi="Calibri"/>
+          <w:color w:val="000000" w:themeColor="text1"/>
+          <w:sz w:val="22"/>
+          <w:szCs w:val="22"/>
+        </w:rPr>
+        <w:t xml:space="preserve">Project description/summary: QA Surveillance role, handling 14+ Contractors in PMC/GC role to Maha-Metro Rail Corporation </w:t>
+      </w:r>
+    </w:p>
+    <w:p>
+      <w:pPr>
+        <w:suppressAutoHyphens/>
+        <w:jc w:val="both"/>
+        <w:rPr>
+          <w:rFonts w:ascii="Calibri" w:hAnsi="Calibri"/>
+          <w:color w:val="000000" w:themeColor="text1"/>
+          <w:sz w:val="22"/>
+          <w:szCs w:val="22"/>
+        </w:rPr>
+      </w:pPr>
+      <w:r>
+        <w:rPr>
+          <w:rFonts w:ascii="Calibri" w:hAnsi="Calibri"/>
+          <w:color w:val="000000" w:themeColor="text1"/>
+          <w:sz w:val="22"/>
+          <w:szCs w:val="22"/>
+        </w:rPr>
+        <w:t xml:space="preserve">Company’s role in the Project: PMC/GC</w:t>
       </w:r>
     </w:p>
     <w:p>
@@ -1465,7 +1427,7 @@
           <w:sz w:val="22"/>
           <w:szCs w:val="22"/>
         </w:rPr>
-        <w:t xml:space="preserve">Customer facing role with 14+ Contractor Quality teams to manage (Initialise, Monitoring &amp; Control)</w:t>
+        <w:t xml:space="preserve">QA Surveillance role, handling 14+ Contractors in PMC/GC role to Maha-Metro Rail Corporation</w:t>
       </w:r>
     </w:p>
     <w:p>
@@ -1512,7 +1474,7 @@
           <w:sz w:val="22"/>
           <w:szCs w:val="22"/>
         </w:rPr>
-        <w:t xml:space="preserve">Systems: Telecom/Power Supply/Traction/Telecom/MEP/L&amp;E/TVS-ECS/PSD/Signalling/Rolling Stock/AFC/S&amp;S etc.</w:t>
+        <w:t xml:space="preserve">Customer facing role with 14+ Contractor Quality teams to manage (Initialise, Monitoring &amp; Control)</w:t>
       </w:r>
     </w:p>
     <w:p>
@@ -1559,7 +1521,7 @@
           <w:sz w:val="22"/>
           <w:szCs w:val="22"/>
         </w:rPr>
-        <w:t xml:space="preserve">QMS: Established, Tailored &amp; Maintain internal QMS(Manual); Approved Contractors` QMS, Mentor/Trained teams</w:t>
+        <w:t xml:space="preserve">Systems: Telecom/Power Supply/Traction/Telecom/MEP/L&amp;E/TVS-ECS/PSD/Signalling/Rolling Stock/AFC/S&amp;S etc.</w:t>
       </w:r>
     </w:p>
     <w:p>
@@ -1606,7 +1568,7 @@
           <w:sz w:val="22"/>
           <w:szCs w:val="22"/>
         </w:rPr>
-        <w:t xml:space="preserve">Approved QA/QC plans(+MS/ITP/Checklists), QA/QC resources based on expertise review</w:t>
+        <w:t xml:space="preserve">QMS: Established, Tailored &amp; Maintain internal QMS(Manual); Approved Contractors` QMS, Mentor/Trained teams.</w:t>
       </w:r>
     </w:p>
     <w:p>
@@ -1653,7 +1615,7 @@
           <w:sz w:val="22"/>
           <w:szCs w:val="22"/>
         </w:rPr>
-        <w:t xml:space="preserve">Witnessed critical RFIs/FAT events of Material/Installation/Testing activities</w:t>
+        <w:t xml:space="preserve">Approved QA/QC plans(+MS/ITP/Checklists), QA/QC resources based on expertise review</w:t>
       </w:r>
     </w:p>
     <w:p>
@@ -1700,231 +1662,7 @@
           <w:sz w:val="22"/>
           <w:szCs w:val="22"/>
         </w:rPr>
-        <w:t xml:space="preserve">Implemented Site QA/QC plans through regular Audits/Site Visits/Reviews/RCAs &amp; related records (KPIs/OBS/NCRs/Snag list)</w:t>
-      </w:r>
-    </w:p>
-    <w:p>
-      <w:pPr>
-        <w:suppressAutoHyphens/>
-        <w:jc w:val="both"/>
-        <w:rPr>
-          <w:rFonts w:ascii="Calibri" w:hAnsi="Calibri"/>
-          <w:color w:val="000000" w:themeColor="text1"/>
-          <w:sz w:val="22"/>
-          <w:szCs w:val="22"/>
-        </w:rPr>
-      </w:pPr>
-      <w:r>
-        <w:rPr>
-          <w:rFonts w:ascii="Calibri" w:hAnsi="Calibri"/>
-          <w:color w:val="000000" w:themeColor="text1"/>
-          <w:sz w:val="22"/>
-          <w:szCs w:val="22"/>
-        </w:rPr>
-        <w:t xml:space="preserve"/>
-      </w:r>
-    </w:p>
-    <w:p>
-      <w:pPr>
-        <w:suppressAutoHyphens/>
-        <w:jc w:val="both"/>
-        <w:rPr>
-          <w:rFonts w:ascii="Calibri" w:hAnsi="Calibri"/>
-          <w:color w:val="000000" w:themeColor="text1"/>
-          <w:sz w:val="22"/>
-          <w:szCs w:val="22"/>
-        </w:rPr>
-      </w:pPr>
-      <w:r>
-        <w:rPr>
-          <w:rFonts w:ascii="Calibri" w:hAnsi="Calibri"/>
-          <w:color w:val="000000" w:themeColor="text1"/>
-          <w:sz w:val="22"/>
-          <w:szCs w:val="22"/>
-        </w:rPr>
-        <w:t xml:space="preserve"/>
-      </w:r>
-    </w:p>
-    <w:p>
-      <w:pPr>
-        <w:suppressAutoHyphens/>
-        <w:jc w:val="both"/>
-        <w:rPr>
-          <w:rFonts w:ascii="Calibri" w:hAnsi="Calibri"/>
-          <w:b/>
-          <w:bCs/>
-          <w:color w:val="000000" w:themeColor="text1"/>
-          <w:sz w:val="22"/>
-          <w:szCs w:val="22"/>
-        </w:rPr>
-      </w:pPr>
-      <w:r>
-        <w:rPr>
-          <w:rFonts w:ascii="Calibri" w:hAnsi="Calibri"/>
-          <w:b/>
-          <w:bCs/>
-          <w:color w:val="000000" w:themeColor="text1"/>
-          <w:sz w:val="22"/>
-          <w:szCs w:val="22"/>
-        </w:rPr>
-        <w:t xml:space="preserve">03’2018-08’2019 | EEPL</w:t>
-      </w:r>
-    </w:p>
-    <w:p>
-      <w:pPr>
-        <w:suppressAutoHyphens/>
-        <w:jc w:val="both"/>
-        <w:rPr>
-          <w:rFonts w:ascii="Calibri" w:hAnsi="Calibri"/>
-          <w:b/>
-          <w:bCs/>
-          <w:color w:val="000000" w:themeColor="text1"/>
-          <w:sz w:val="22"/>
-          <w:szCs w:val="22"/>
-        </w:rPr>
-      </w:pPr>
-      <w:r>
-        <w:rPr>
-          <w:rFonts w:ascii="Calibri" w:hAnsi="Calibri"/>
-          <w:b/>
-          <w:bCs/>
-          <w:color w:val="000000" w:themeColor="text1"/>
-          <w:sz w:val="22"/>
-          <w:szCs w:val="22"/>
-        </w:rPr>
-        <w:t xml:space="preserve">India</w:t>
-      </w:r>
-      <w:r>
-        <w:rPr>
-          <w:rFonts w:ascii="Calibri" w:hAnsi="Calibri"/>
-          <w:b/>
-          <w:bCs/>
-          <w:color w:val="000000" w:themeColor="text1"/>
-          <w:sz w:val="22"/>
-          <w:szCs w:val="22"/>
-        </w:rPr>
-        <w:t xml:space="preserve"> | Founder Quality Director</w:t>
-      </w:r>
-    </w:p>
-    <w:p>
-      <w:pPr>
-        <w:suppressAutoHyphens/>
-        <w:jc w:val="both"/>
-        <w:rPr>
-          <w:rFonts w:ascii="Calibri" w:hAnsi="Calibri"/>
-          <w:color w:val="000000" w:themeColor="text1"/>
-          <w:sz w:val="22"/>
-          <w:szCs w:val="22"/>
-        </w:rPr>
-      </w:pPr>
-    </w:p>
-    <w:p>
-      <w:pPr>
-        <w:suppressAutoHyphens/>
-        <w:jc w:val="both"/>
-        <w:rPr>
-          <w:rFonts w:ascii="Calibri" w:hAnsi="Calibri"/>
-          <w:color w:val="000000" w:themeColor="text1"/>
-          <w:sz w:val="22"/>
-          <w:szCs w:val="22"/>
-        </w:rPr>
-      </w:pPr>
-      <w:r>
-        <w:rPr>
-          <w:rFonts w:ascii="Calibri" w:hAnsi="Calibri"/>
-          <w:color w:val="000000" w:themeColor="text1"/>
-          <w:sz w:val="22"/>
-          <w:szCs w:val="22"/>
-        </w:rPr>
-        <w:t xml:space="preserve">Project description/summary: Organisational Quality and Customer Excellence role, reporting to the Managing Director </w:t>
-      </w:r>
-    </w:p>
-    <w:p>
-      <w:pPr>
-        <w:suppressAutoHyphens/>
-        <w:jc w:val="both"/>
-        <w:rPr>
-          <w:rFonts w:ascii="Calibri" w:hAnsi="Calibri"/>
-          <w:color w:val="000000" w:themeColor="text1"/>
-          <w:sz w:val="22"/>
-          <w:szCs w:val="22"/>
-        </w:rPr>
-      </w:pPr>
-      <w:r>
-        <w:rPr>
-          <w:rFonts w:ascii="Calibri" w:hAnsi="Calibri"/>
-          <w:color w:val="000000" w:themeColor="text1"/>
-          <w:sz w:val="22"/>
-          <w:szCs w:val="22"/>
-        </w:rPr>
-        <w:t xml:space="preserve">Company’s role in the Project: Startup Venture</w:t>
-      </w:r>
-    </w:p>
-    <w:p>
-      <w:pPr>
-        <w:suppressAutoHyphens/>
-        <w:jc w:val="both"/>
-        <w:rPr>
-          <w:rFonts w:ascii="Calibri" w:hAnsi="Calibri"/>
-          <w:color w:val="000000" w:themeColor="text1"/>
-          <w:sz w:val="22"/>
-          <w:szCs w:val="22"/>
-        </w:rPr>
-      </w:pPr>
-      <w:r>
-        <w:rPr>
-          <w:rFonts w:ascii="Calibri" w:hAnsi="Calibri"/>
-          <w:color w:val="000000" w:themeColor="text1"/>
-          <w:sz w:val="22"/>
-          <w:szCs w:val="22"/>
-        </w:rPr>
-        <w:t xml:space="preserve">Value: </w:t>
-      </w:r>
-      <w:r>
-        <w:rPr>
-          <w:rFonts w:ascii="Calibri" w:hAnsi="Calibri"/>
-          <w:color w:val="000000" w:themeColor="text1"/>
-          <w:sz w:val="22"/>
-          <w:szCs w:val="22"/>
-        </w:rPr>
-        <w:t xml:space="preserve"/>
-      </w:r>
-    </w:p>
-    <w:p>
-      <w:pPr>
-        <w:suppressAutoHyphens/>
-        <w:jc w:val="both"/>
-        <w:rPr>
-          <w:rFonts w:ascii="Calibri" w:hAnsi="Calibri"/>
-          <w:color w:val="000000" w:themeColor="text1"/>
-          <w:sz w:val="22"/>
-          <w:szCs w:val="22"/>
-        </w:rPr>
-      </w:pPr>
-    </w:p>
-    <w:p>
-      <w:pPr>
-        <w:suppressAutoHyphens/>
-        <w:jc w:val="both"/>
-        <w:rPr>
-          <w:rFonts w:ascii="Calibri" w:hAnsi="Calibri"/>
-          <w:b/>
-          <w:bCs/>
-          <w:color w:val="000000" w:themeColor="text1"/>
-          <w:sz w:val="22"/>
-          <w:szCs w:val="22"/>
-        </w:rPr>
-      </w:pPr>
-      <w:r>
-        <w:rPr>
-          <w:rFonts w:ascii="Calibri" w:hAnsi="Calibri"/>
-          <w:b/>
-          <w:bCs/>
-          <w:color w:val="000000" w:themeColor="text1"/>
-          <w:sz w:val="22"/>
-          <w:szCs w:val="22"/>
-        </w:rPr>
-        <w:t>Responsibilities/Tasks:</w:t>
+        <w:t xml:space="preserve">Witnessed critical RFIs/FAT events of Material/Installation/Testing activities.</w:t>
       </w:r>
     </w:p>
     <w:p>
@@ -1971,7 +1709,231 @@
           <w:sz w:val="22"/>
           <w:szCs w:val="22"/>
         </w:rPr>
-        <w:t xml:space="preserve">SPOC for QA/QC activities from Concept-Implementation of IoT products</w:t>
+        <w:t xml:space="preserve">Implemented Site QA/QC plans through regular Audits/Site Visits/Reviews/RCAs &amp; related records (KPIs/OBS/NCRs/Snag list)</w:t>
+      </w:r>
+    </w:p>
+    <w:p>
+      <w:pPr>
+        <w:suppressAutoHyphens/>
+        <w:jc w:val="both"/>
+        <w:rPr>
+          <w:rFonts w:ascii="Calibri" w:hAnsi="Calibri"/>
+          <w:color w:val="000000" w:themeColor="text1"/>
+          <w:sz w:val="22"/>
+          <w:szCs w:val="22"/>
+        </w:rPr>
+      </w:pPr>
+      <w:r>
+        <w:rPr>
+          <w:rFonts w:ascii="Calibri" w:hAnsi="Calibri"/>
+          <w:color w:val="000000" w:themeColor="text1"/>
+          <w:sz w:val="22"/>
+          <w:szCs w:val="22"/>
+        </w:rPr>
+        <w:t xml:space="preserve"/>
+      </w:r>
+    </w:p>
+    <w:p>
+      <w:pPr>
+        <w:suppressAutoHyphens/>
+        <w:jc w:val="both"/>
+        <w:rPr>
+          <w:rFonts w:ascii="Calibri" w:hAnsi="Calibri"/>
+          <w:color w:val="000000" w:themeColor="text1"/>
+          <w:sz w:val="22"/>
+          <w:szCs w:val="22"/>
+        </w:rPr>
+      </w:pPr>
+      <w:r>
+        <w:rPr>
+          <w:rFonts w:ascii="Calibri" w:hAnsi="Calibri"/>
+          <w:color w:val="000000" w:themeColor="text1"/>
+          <w:sz w:val="22"/>
+          <w:szCs w:val="22"/>
+        </w:rPr>
+        <w:t xml:space="preserve"/>
+      </w:r>
+    </w:p>
+    <w:p>
+      <w:pPr>
+        <w:suppressAutoHyphens/>
+        <w:jc w:val="both"/>
+        <w:rPr>
+          <w:rFonts w:ascii="Calibri" w:hAnsi="Calibri"/>
+          <w:b/>
+          <w:bCs/>
+          <w:color w:val="000000" w:themeColor="text1"/>
+          <w:sz w:val="22"/>
+          <w:szCs w:val="22"/>
+        </w:rPr>
+      </w:pPr>
+      <w:r>
+        <w:rPr>
+          <w:rFonts w:ascii="Calibri" w:hAnsi="Calibri"/>
+          <w:b/>
+          <w:bCs/>
+          <w:color w:val="000000" w:themeColor="text1"/>
+          <w:sz w:val="22"/>
+          <w:szCs w:val="22"/>
+        </w:rPr>
+        <w:t xml:space="preserve">03'2018-08'2019 | </w:t>
+      </w:r>
+    </w:p>
+    <w:p>
+      <w:pPr>
+        <w:suppressAutoHyphens/>
+        <w:jc w:val="both"/>
+        <w:rPr>
+          <w:rFonts w:ascii="Calibri" w:hAnsi="Calibri"/>
+          <w:b/>
+          <w:bCs/>
+          <w:color w:val="000000" w:themeColor="text1"/>
+          <w:sz w:val="22"/>
+          <w:szCs w:val="22"/>
+        </w:rPr>
+      </w:pPr>
+      <w:r>
+        <w:rPr>
+          <w:rFonts w:ascii="Calibri" w:hAnsi="Calibri"/>
+          <w:b/>
+          <w:bCs/>
+          <w:color w:val="000000" w:themeColor="text1"/>
+          <w:sz w:val="22"/>
+          <w:szCs w:val="22"/>
+        </w:rPr>
+        <w:t xml:space="preserve">India</w:t>
+      </w:r>
+      <w:r>
+        <w:rPr>
+          <w:rFonts w:ascii="Calibri" w:hAnsi="Calibri"/>
+          <w:b/>
+          <w:bCs/>
+          <w:color w:val="000000" w:themeColor="text1"/>
+          <w:sz w:val="22"/>
+          <w:szCs w:val="22"/>
+        </w:rPr>
+        <w:t xml:space="preserve"> | Founder Quality Director</w:t>
+      </w:r>
+    </w:p>
+    <w:p>
+      <w:pPr>
+        <w:suppressAutoHyphens/>
+        <w:jc w:val="both"/>
+        <w:rPr>
+          <w:rFonts w:ascii="Calibri" w:hAnsi="Calibri"/>
+          <w:color w:val="000000" w:themeColor="text1"/>
+          <w:sz w:val="22"/>
+          <w:szCs w:val="22"/>
+        </w:rPr>
+      </w:pPr>
+    </w:p>
+    <w:p>
+      <w:pPr>
+        <w:suppressAutoHyphens/>
+        <w:jc w:val="both"/>
+        <w:rPr>
+          <w:rFonts w:ascii="Calibri" w:hAnsi="Calibri"/>
+          <w:color w:val="000000" w:themeColor="text1"/>
+          <w:sz w:val="22"/>
+          <w:szCs w:val="22"/>
+        </w:rPr>
+      </w:pPr>
+      <w:r>
+        <w:rPr>
+          <w:rFonts w:ascii="Calibri" w:hAnsi="Calibri"/>
+          <w:color w:val="000000" w:themeColor="text1"/>
+          <w:sz w:val="22"/>
+          <w:szCs w:val="22"/>
+        </w:rPr>
+        <w:t xml:space="preserve">Project description/summary: Organisational Quality and Customer Excellence role, reporting to the Managing Director </w:t>
+      </w:r>
+    </w:p>
+    <w:p>
+      <w:pPr>
+        <w:suppressAutoHyphens/>
+        <w:jc w:val="both"/>
+        <w:rPr>
+          <w:rFonts w:ascii="Calibri" w:hAnsi="Calibri"/>
+          <w:color w:val="000000" w:themeColor="text1"/>
+          <w:sz w:val="22"/>
+          <w:szCs w:val="22"/>
+        </w:rPr>
+      </w:pPr>
+      <w:r>
+        <w:rPr>
+          <w:rFonts w:ascii="Calibri" w:hAnsi="Calibri"/>
+          <w:color w:val="000000" w:themeColor="text1"/>
+          <w:sz w:val="22"/>
+          <w:szCs w:val="22"/>
+        </w:rPr>
+        <w:t xml:space="preserve">Company’s role in the Project: </w:t>
+      </w:r>
+    </w:p>
+    <w:p>
+      <w:pPr>
+        <w:suppressAutoHyphens/>
+        <w:jc w:val="both"/>
+        <w:rPr>
+          <w:rFonts w:ascii="Calibri" w:hAnsi="Calibri"/>
+          <w:color w:val="000000" w:themeColor="text1"/>
+          <w:sz w:val="22"/>
+          <w:szCs w:val="22"/>
+        </w:rPr>
+      </w:pPr>
+      <w:r>
+        <w:rPr>
+          <w:rFonts w:ascii="Calibri" w:hAnsi="Calibri"/>
+          <w:color w:val="000000" w:themeColor="text1"/>
+          <w:sz w:val="22"/>
+          <w:szCs w:val="22"/>
+        </w:rPr>
+        <w:t xml:space="preserve">Value: </w:t>
+      </w:r>
+      <w:r>
+        <w:rPr>
+          <w:rFonts w:ascii="Calibri" w:hAnsi="Calibri"/>
+          <w:color w:val="000000" w:themeColor="text1"/>
+          <w:sz w:val="22"/>
+          <w:szCs w:val="22"/>
+        </w:rPr>
+        <w:t xml:space="preserve"/>
+      </w:r>
+    </w:p>
+    <w:p>
+      <w:pPr>
+        <w:suppressAutoHyphens/>
+        <w:jc w:val="both"/>
+        <w:rPr>
+          <w:rFonts w:ascii="Calibri" w:hAnsi="Calibri"/>
+          <w:color w:val="000000" w:themeColor="text1"/>
+          <w:sz w:val="22"/>
+          <w:szCs w:val="22"/>
+        </w:rPr>
+      </w:pPr>
+    </w:p>
+    <w:p>
+      <w:pPr>
+        <w:suppressAutoHyphens/>
+        <w:jc w:val="both"/>
+        <w:rPr>
+          <w:rFonts w:ascii="Calibri" w:hAnsi="Calibri"/>
+          <w:b/>
+          <w:bCs/>
+          <w:color w:val="000000" w:themeColor="text1"/>
+          <w:sz w:val="22"/>
+          <w:szCs w:val="22"/>
+        </w:rPr>
+      </w:pPr>
+      <w:r>
+        <w:rPr>
+          <w:rFonts w:ascii="Calibri" w:hAnsi="Calibri"/>
+          <w:b/>
+          <w:bCs/>
+          <w:color w:val="000000" w:themeColor="text1"/>
+          <w:sz w:val="22"/>
+          <w:szCs w:val="22"/>
+        </w:rPr>
+        <w:t>Responsibilities/Tasks:</w:t>
       </w:r>
     </w:p>
     <w:p>
@@ -2018,7 +1980,7 @@
           <w:sz w:val="22"/>
           <w:szCs w:val="22"/>
         </w:rPr>
-        <w:t xml:space="preserve">Established and maintained the QMS implementing the “Culture of Quality” with focus on COPQ</w:t>
+        <w:t xml:space="preserve">SPOC for QA/QC activities from Concept-Implementation of IoT products</w:t>
       </w:r>
     </w:p>
     <w:p>
@@ -2065,231 +2027,7 @@
           <w:sz w:val="22"/>
           <w:szCs w:val="22"/>
         </w:rPr>
-        <w:t xml:space="preserve">Supplier Management (Qualification, Audits and performance monitoring)</w:t>
-      </w:r>
-    </w:p>
-    <w:p>
-      <w:pPr>
-        <w:suppressAutoHyphens/>
-        <w:jc w:val="both"/>
-        <w:rPr>
-          <w:rFonts w:ascii="Calibri" w:hAnsi="Calibri"/>
-          <w:color w:val="000000" w:themeColor="text1"/>
-          <w:sz w:val="22"/>
-          <w:szCs w:val="22"/>
-        </w:rPr>
-      </w:pPr>
-      <w:r>
-        <w:rPr>
-          <w:rFonts w:ascii="Calibri" w:hAnsi="Calibri"/>
-          <w:color w:val="000000" w:themeColor="text1"/>
-          <w:sz w:val="22"/>
-          <w:szCs w:val="22"/>
-        </w:rPr>
-        <w:t xml:space="preserve"/>
-      </w:r>
-    </w:p>
-    <w:p>
-      <w:pPr>
-        <w:suppressAutoHyphens/>
-        <w:jc w:val="both"/>
-        <w:rPr>
-          <w:rFonts w:ascii="Calibri" w:hAnsi="Calibri"/>
-          <w:color w:val="000000" w:themeColor="text1"/>
-          <w:sz w:val="22"/>
-          <w:szCs w:val="22"/>
-        </w:rPr>
-      </w:pPr>
-      <w:r>
-        <w:rPr>
-          <w:rFonts w:ascii="Calibri" w:hAnsi="Calibri"/>
-          <w:color w:val="000000" w:themeColor="text1"/>
-          <w:sz w:val="22"/>
-          <w:szCs w:val="22"/>
-        </w:rPr>
-        <w:t xml:space="preserve"/>
-      </w:r>
-    </w:p>
-    <w:p>
-      <w:pPr>
-        <w:suppressAutoHyphens/>
-        <w:jc w:val="both"/>
-        <w:rPr>
-          <w:rFonts w:ascii="Calibri" w:hAnsi="Calibri"/>
-          <w:b/>
-          <w:bCs/>
-          <w:color w:val="000000" w:themeColor="text1"/>
-          <w:sz w:val="22"/>
-          <w:szCs w:val="22"/>
-        </w:rPr>
-      </w:pPr>
-      <w:r>
-        <w:rPr>
-          <w:rFonts w:ascii="Calibri" w:hAnsi="Calibri"/>
-          <w:b/>
-          <w:bCs/>
-          <w:color w:val="000000" w:themeColor="text1"/>
-          <w:sz w:val="22"/>
-          <w:szCs w:val="22"/>
-        </w:rPr>
-        <w:t xml:space="preserve">01’2016-02’2018 | Thales Gulf</w:t>
-      </w:r>
-    </w:p>
-    <w:p>
-      <w:pPr>
-        <w:suppressAutoHyphens/>
-        <w:jc w:val="both"/>
-        <w:rPr>
-          <w:rFonts w:ascii="Calibri" w:hAnsi="Calibri"/>
-          <w:b/>
-          <w:bCs/>
-          <w:color w:val="000000" w:themeColor="text1"/>
-          <w:sz w:val="22"/>
-          <w:szCs w:val="22"/>
-        </w:rPr>
-      </w:pPr>
-      <w:r>
-        <w:rPr>
-          <w:rFonts w:ascii="Calibri" w:hAnsi="Calibri"/>
-          <w:b/>
-          <w:bCs/>
-          <w:color w:val="000000" w:themeColor="text1"/>
-          <w:sz w:val="22"/>
-          <w:szCs w:val="22"/>
-        </w:rPr>
-        <w:t xml:space="preserve">Qatar</w:t>
-      </w:r>
-      <w:r>
-        <w:rPr>
-          <w:rFonts w:ascii="Calibri" w:hAnsi="Calibri"/>
-          <w:b/>
-          <w:bCs/>
-          <w:color w:val="000000" w:themeColor="text1"/>
-          <w:sz w:val="22"/>
-          <w:szCs w:val="22"/>
-        </w:rPr>
-        <w:t xml:space="preserve"> | Global Quality Assurance Manager</w:t>
-      </w:r>
-    </w:p>
-    <w:p>
-      <w:pPr>
-        <w:suppressAutoHyphens/>
-        <w:jc w:val="both"/>
-        <w:rPr>
-          <w:rFonts w:ascii="Calibri" w:hAnsi="Calibri"/>
-          <w:color w:val="000000" w:themeColor="text1"/>
-          <w:sz w:val="22"/>
-          <w:szCs w:val="22"/>
-        </w:rPr>
-      </w:pPr>
-    </w:p>
-    <w:p>
-      <w:pPr>
-        <w:suppressAutoHyphens/>
-        <w:jc w:val="both"/>
-        <w:rPr>
-          <w:rFonts w:ascii="Calibri" w:hAnsi="Calibri"/>
-          <w:color w:val="000000" w:themeColor="text1"/>
-          <w:sz w:val="22"/>
-          <w:szCs w:val="22"/>
-        </w:rPr>
-      </w:pPr>
-      <w:r>
-        <w:rPr>
-          <w:rFonts w:ascii="Calibri" w:hAnsi="Calibri"/>
-          <w:color w:val="000000" w:themeColor="text1"/>
-          <w:sz w:val="22"/>
-          <w:szCs w:val="22"/>
-        </w:rPr>
-        <w:t xml:space="preserve">Project description/summary: Onshore &amp; Offshore QA Surveillance role, responsible for Engineering and Site Quality </w:t>
-      </w:r>
-    </w:p>
-    <w:p>
-      <w:pPr>
-        <w:suppressAutoHyphens/>
-        <w:jc w:val="both"/>
-        <w:rPr>
-          <w:rFonts w:ascii="Calibri" w:hAnsi="Calibri"/>
-          <w:color w:val="000000" w:themeColor="text1"/>
-          <w:sz w:val="22"/>
-          <w:szCs w:val="22"/>
-        </w:rPr>
-      </w:pPr>
-      <w:r>
-        <w:rPr>
-          <w:rFonts w:ascii="Calibri" w:hAnsi="Calibri"/>
-          <w:color w:val="000000" w:themeColor="text1"/>
-          <w:sz w:val="22"/>
-          <w:szCs w:val="22"/>
-        </w:rPr>
-        <w:t xml:space="preserve">Company’s role in the Project: Thales Gulf</w:t>
-      </w:r>
-    </w:p>
-    <w:p>
-      <w:pPr>
-        <w:suppressAutoHyphens/>
-        <w:jc w:val="both"/>
-        <w:rPr>
-          <w:rFonts w:ascii="Calibri" w:hAnsi="Calibri"/>
-          <w:color w:val="000000" w:themeColor="text1"/>
-          <w:sz w:val="22"/>
-          <w:szCs w:val="22"/>
-        </w:rPr>
-      </w:pPr>
-      <w:r>
-        <w:rPr>
-          <w:rFonts w:ascii="Calibri" w:hAnsi="Calibri"/>
-          <w:color w:val="000000" w:themeColor="text1"/>
-          <w:sz w:val="22"/>
-          <w:szCs w:val="22"/>
-        </w:rPr>
-        <w:t xml:space="preserve">Value: </w:t>
-      </w:r>
-      <w:r>
-        <w:rPr>
-          <w:rFonts w:ascii="Calibri" w:hAnsi="Calibri"/>
-          <w:color w:val="000000" w:themeColor="text1"/>
-          <w:sz w:val="22"/>
-          <w:szCs w:val="22"/>
-        </w:rPr>
-        <w:t xml:space="preserve"/>
-      </w:r>
-    </w:p>
-    <w:p>
-      <w:pPr>
-        <w:suppressAutoHyphens/>
-        <w:jc w:val="both"/>
-        <w:rPr>
-          <w:rFonts w:ascii="Calibri" w:hAnsi="Calibri"/>
-          <w:color w:val="000000" w:themeColor="text1"/>
-          <w:sz w:val="22"/>
-          <w:szCs w:val="22"/>
-        </w:rPr>
-      </w:pPr>
-    </w:p>
-    <w:p>
-      <w:pPr>
-        <w:suppressAutoHyphens/>
-        <w:jc w:val="both"/>
-        <w:rPr>
-          <w:rFonts w:ascii="Calibri" w:hAnsi="Calibri"/>
-          <w:b/>
-          <w:bCs/>
-          <w:color w:val="000000" w:themeColor="text1"/>
-          <w:sz w:val="22"/>
-          <w:szCs w:val="22"/>
-        </w:rPr>
-      </w:pPr>
-      <w:r>
-        <w:rPr>
-          <w:rFonts w:ascii="Calibri" w:hAnsi="Calibri"/>
-          <w:b/>
-          <w:bCs/>
-          <w:color w:val="000000" w:themeColor="text1"/>
-          <w:sz w:val="22"/>
-          <w:szCs w:val="22"/>
-        </w:rPr>
-        <w:t>Responsibilities/Tasks:</w:t>
+        <w:t xml:space="preserve">Established and maintained the QMS implementing the “Culture of Quality” with focus on COPQ.</w:t>
       </w:r>
     </w:p>
     <w:p>
@@ -2336,7 +2074,231 @@
           <w:sz w:val="22"/>
           <w:szCs w:val="22"/>
         </w:rPr>
-        <w:t xml:space="preserve">QMS: Tailor &amp; Implement Corporate (Chorus)/Customer processes and train the Thales teams and sub-contractors</w:t>
+        <w:t xml:space="preserve">Supplier Management (Qualification, Audits and performance monitoring)</w:t>
+      </w:r>
+    </w:p>
+    <w:p>
+      <w:pPr>
+        <w:suppressAutoHyphens/>
+        <w:jc w:val="both"/>
+        <w:rPr>
+          <w:rFonts w:ascii="Calibri" w:hAnsi="Calibri"/>
+          <w:color w:val="000000" w:themeColor="text1"/>
+          <w:sz w:val="22"/>
+          <w:szCs w:val="22"/>
+        </w:rPr>
+      </w:pPr>
+      <w:r>
+        <w:rPr>
+          <w:rFonts w:ascii="Calibri" w:hAnsi="Calibri"/>
+          <w:color w:val="000000" w:themeColor="text1"/>
+          <w:sz w:val="22"/>
+          <w:szCs w:val="22"/>
+        </w:rPr>
+        <w:t xml:space="preserve"/>
+      </w:r>
+    </w:p>
+    <w:p>
+      <w:pPr>
+        <w:suppressAutoHyphens/>
+        <w:jc w:val="both"/>
+        <w:rPr>
+          <w:rFonts w:ascii="Calibri" w:hAnsi="Calibri"/>
+          <w:color w:val="000000" w:themeColor="text1"/>
+          <w:sz w:val="22"/>
+          <w:szCs w:val="22"/>
+        </w:rPr>
+      </w:pPr>
+      <w:r>
+        <w:rPr>
+          <w:rFonts w:ascii="Calibri" w:hAnsi="Calibri"/>
+          <w:color w:val="000000" w:themeColor="text1"/>
+          <w:sz w:val="22"/>
+          <w:szCs w:val="22"/>
+        </w:rPr>
+        <w:t xml:space="preserve"/>
+      </w:r>
+    </w:p>
+    <w:p>
+      <w:pPr>
+        <w:suppressAutoHyphens/>
+        <w:jc w:val="both"/>
+        <w:rPr>
+          <w:rFonts w:ascii="Calibri" w:hAnsi="Calibri"/>
+          <w:b/>
+          <w:bCs/>
+          <w:color w:val="000000" w:themeColor="text1"/>
+          <w:sz w:val="22"/>
+          <w:szCs w:val="22"/>
+        </w:rPr>
+      </w:pPr>
+      <w:r>
+        <w:rPr>
+          <w:rFonts w:ascii="Calibri" w:hAnsi="Calibri"/>
+          <w:b/>
+          <w:bCs/>
+          <w:color w:val="000000" w:themeColor="text1"/>
+          <w:sz w:val="22"/>
+          <w:szCs w:val="22"/>
+        </w:rPr>
+        <w:t xml:space="preserve">01'2016-02'2018 | Lusail Light Rail project</w:t>
+      </w:r>
+    </w:p>
+    <w:p>
+      <w:pPr>
+        <w:suppressAutoHyphens/>
+        <w:jc w:val="both"/>
+        <w:rPr>
+          <w:rFonts w:ascii="Calibri" w:hAnsi="Calibri"/>
+          <w:b/>
+          <w:bCs/>
+          <w:color w:val="000000" w:themeColor="text1"/>
+          <w:sz w:val="22"/>
+          <w:szCs w:val="22"/>
+        </w:rPr>
+      </w:pPr>
+      <w:r>
+        <w:rPr>
+          <w:rFonts w:ascii="Calibri" w:hAnsi="Calibri"/>
+          <w:b/>
+          <w:bCs/>
+          <w:color w:val="000000" w:themeColor="text1"/>
+          <w:sz w:val="22"/>
+          <w:szCs w:val="22"/>
+        </w:rPr>
+        <w:t xml:space="preserve">Qatar</w:t>
+      </w:r>
+      <w:r>
+        <w:rPr>
+          <w:rFonts w:ascii="Calibri" w:hAnsi="Calibri"/>
+          <w:b/>
+          <w:bCs/>
+          <w:color w:val="000000" w:themeColor="text1"/>
+          <w:sz w:val="22"/>
+          <w:szCs w:val="22"/>
+        </w:rPr>
+        <w:t xml:space="preserve"> | Global Quality Assurance Manager (Offshore-Onshore)</w:t>
+      </w:r>
+    </w:p>
+    <w:p>
+      <w:pPr>
+        <w:suppressAutoHyphens/>
+        <w:jc w:val="both"/>
+        <w:rPr>
+          <w:rFonts w:ascii="Calibri" w:hAnsi="Calibri"/>
+          <w:color w:val="000000" w:themeColor="text1"/>
+          <w:sz w:val="22"/>
+          <w:szCs w:val="22"/>
+        </w:rPr>
+      </w:pPr>
+    </w:p>
+    <w:p>
+      <w:pPr>
+        <w:suppressAutoHyphens/>
+        <w:jc w:val="both"/>
+        <w:rPr>
+          <w:rFonts w:ascii="Calibri" w:hAnsi="Calibri"/>
+          <w:color w:val="000000" w:themeColor="text1"/>
+          <w:sz w:val="22"/>
+          <w:szCs w:val="22"/>
+        </w:rPr>
+      </w:pPr>
+      <w:r>
+        <w:rPr>
+          <w:rFonts w:ascii="Calibri" w:hAnsi="Calibri"/>
+          <w:color w:val="000000" w:themeColor="text1"/>
+          <w:sz w:val="22"/>
+          <w:szCs w:val="22"/>
+        </w:rPr>
+        <w:t xml:space="preserve">Project description/summary: Onshore &amp; Offshore QA Surveillance role, responsible for Engineering and Site Quality </w:t>
+      </w:r>
+    </w:p>
+    <w:p>
+      <w:pPr>
+        <w:suppressAutoHyphens/>
+        <w:jc w:val="both"/>
+        <w:rPr>
+          <w:rFonts w:ascii="Calibri" w:hAnsi="Calibri"/>
+          <w:color w:val="000000" w:themeColor="text1"/>
+          <w:sz w:val="22"/>
+          <w:szCs w:val="22"/>
+        </w:rPr>
+      </w:pPr>
+      <w:r>
+        <w:rPr>
+          <w:rFonts w:ascii="Calibri" w:hAnsi="Calibri"/>
+          <w:color w:val="000000" w:themeColor="text1"/>
+          <w:sz w:val="22"/>
+          <w:szCs w:val="22"/>
+        </w:rPr>
+        <w:t xml:space="preserve">Company’s role in the Project: </w:t>
+      </w:r>
+    </w:p>
+    <w:p>
+      <w:pPr>
+        <w:suppressAutoHyphens/>
+        <w:jc w:val="both"/>
+        <w:rPr>
+          <w:rFonts w:ascii="Calibri" w:hAnsi="Calibri"/>
+          <w:color w:val="000000" w:themeColor="text1"/>
+          <w:sz w:val="22"/>
+          <w:szCs w:val="22"/>
+        </w:rPr>
+      </w:pPr>
+      <w:r>
+        <w:rPr>
+          <w:rFonts w:ascii="Calibri" w:hAnsi="Calibri"/>
+          <w:color w:val="000000" w:themeColor="text1"/>
+          <w:sz w:val="22"/>
+          <w:szCs w:val="22"/>
+        </w:rPr>
+        <w:t xml:space="preserve">Value: </w:t>
+      </w:r>
+      <w:r>
+        <w:rPr>
+          <w:rFonts w:ascii="Calibri" w:hAnsi="Calibri"/>
+          <w:color w:val="000000" w:themeColor="text1"/>
+          <w:sz w:val="22"/>
+          <w:szCs w:val="22"/>
+        </w:rPr>
+        <w:t xml:space="preserve"/>
+      </w:r>
+    </w:p>
+    <w:p>
+      <w:pPr>
+        <w:suppressAutoHyphens/>
+        <w:jc w:val="both"/>
+        <w:rPr>
+          <w:rFonts w:ascii="Calibri" w:hAnsi="Calibri"/>
+          <w:color w:val="000000" w:themeColor="text1"/>
+          <w:sz w:val="22"/>
+          <w:szCs w:val="22"/>
+        </w:rPr>
+      </w:pPr>
+    </w:p>
+    <w:p>
+      <w:pPr>
+        <w:suppressAutoHyphens/>
+        <w:jc w:val="both"/>
+        <w:rPr>
+          <w:rFonts w:ascii="Calibri" w:hAnsi="Calibri"/>
+          <w:b/>
+          <w:bCs/>
+          <w:color w:val="000000" w:themeColor="text1"/>
+          <w:sz w:val="22"/>
+          <w:szCs w:val="22"/>
+        </w:rPr>
+      </w:pPr>
+      <w:r>
+        <w:rPr>
+          <w:rFonts w:ascii="Calibri" w:hAnsi="Calibri"/>
+          <w:b/>
+          <w:bCs/>
+          <w:color w:val="000000" w:themeColor="text1"/>
+          <w:sz w:val="22"/>
+          <w:szCs w:val="22"/>
+        </w:rPr>
+        <w:t>Responsibilities/Tasks:</w:t>
       </w:r>
     </w:p>
     <w:p>
@@ -2383,7 +2345,7 @@
           <w:sz w:val="22"/>
           <w:szCs w:val="22"/>
         </w:rPr>
-        <w:t xml:space="preserve">Corporate QMS implementation (+SHE), ISO certification (9001:2015), Tailoring to Customer Process</w:t>
+        <w:t xml:space="preserve">QMS: Tailor &amp; Implement Corporate (Chorus)/Customer processes and train the Thales teams and sub-contractors.</w:t>
       </w:r>
     </w:p>
     <w:p>
@@ -2430,231 +2392,7 @@
           <w:sz w:val="22"/>
           <w:szCs w:val="22"/>
         </w:rPr>
-        <w:t xml:space="preserve">QA/QC – PQP/WMS/ITP/MAR/RI/RFIs/Calibration/NCRs, Execution, Reporting, Audits, Supplier Quality, Site Quality QC teams (internal and Sub-contractors) during Material/Installation/T&amp;C phases</w:t>
-      </w:r>
-    </w:p>
-    <w:p>
-      <w:pPr>
-        <w:suppressAutoHyphens/>
-        <w:jc w:val="both"/>
-        <w:rPr>
-          <w:rFonts w:ascii="Calibri" w:hAnsi="Calibri"/>
-          <w:color w:val="000000" w:themeColor="text1"/>
-          <w:sz w:val="22"/>
-          <w:szCs w:val="22"/>
-        </w:rPr>
-      </w:pPr>
-      <w:r>
-        <w:rPr>
-          <w:rFonts w:ascii="Calibri" w:hAnsi="Calibri"/>
-          <w:color w:val="000000" w:themeColor="text1"/>
-          <w:sz w:val="22"/>
-          <w:szCs w:val="22"/>
-        </w:rPr>
-        <w:t xml:space="preserve"/>
-      </w:r>
-    </w:p>
-    <w:p>
-      <w:pPr>
-        <w:suppressAutoHyphens/>
-        <w:jc w:val="both"/>
-        <w:rPr>
-          <w:rFonts w:ascii="Calibri" w:hAnsi="Calibri"/>
-          <w:color w:val="000000" w:themeColor="text1"/>
-          <w:sz w:val="22"/>
-          <w:szCs w:val="22"/>
-        </w:rPr>
-      </w:pPr>
-      <w:r>
-        <w:rPr>
-          <w:rFonts w:ascii="Calibri" w:hAnsi="Calibri"/>
-          <w:color w:val="000000" w:themeColor="text1"/>
-          <w:sz w:val="22"/>
-          <w:szCs w:val="22"/>
-        </w:rPr>
-        <w:t xml:space="preserve"/>
-      </w:r>
-    </w:p>
-    <w:p>
-      <w:pPr>
-        <w:suppressAutoHyphens/>
-        <w:jc w:val="both"/>
-        <w:rPr>
-          <w:rFonts w:ascii="Calibri" w:hAnsi="Calibri"/>
-          <w:b/>
-          <w:bCs/>
-          <w:color w:val="000000" w:themeColor="text1"/>
-          <w:sz w:val="22"/>
-          <w:szCs w:val="22"/>
-        </w:rPr>
-      </w:pPr>
-      <w:r>
-        <w:rPr>
-          <w:rFonts w:ascii="Calibri" w:hAnsi="Calibri"/>
-          <w:b/>
-          <w:bCs/>
-          <w:color w:val="000000" w:themeColor="text1"/>
-          <w:sz w:val="22"/>
-          <w:szCs w:val="22"/>
-        </w:rPr>
-        <w:t xml:space="preserve">07’2012-01’2016 | Thales India</w:t>
-      </w:r>
-    </w:p>
-    <w:p>
-      <w:pPr>
-        <w:suppressAutoHyphens/>
-        <w:jc w:val="both"/>
-        <w:rPr>
-          <w:rFonts w:ascii="Calibri" w:hAnsi="Calibri"/>
-          <w:b/>
-          <w:bCs/>
-          <w:color w:val="000000" w:themeColor="text1"/>
-          <w:sz w:val="22"/>
-          <w:szCs w:val="22"/>
-        </w:rPr>
-      </w:pPr>
-      <w:r>
-        <w:rPr>
-          <w:rFonts w:ascii="Calibri" w:hAnsi="Calibri"/>
-          <w:b/>
-          <w:bCs/>
-          <w:color w:val="000000" w:themeColor="text1"/>
-          <w:sz w:val="22"/>
-          <w:szCs w:val="22"/>
-        </w:rPr>
-        <w:t xml:space="preserve">Bengaluru</w:t>
-      </w:r>
-      <w:r>
-        <w:rPr>
-          <w:rFonts w:ascii="Calibri" w:hAnsi="Calibri"/>
-          <w:b/>
-          <w:bCs/>
-          <w:color w:val="000000" w:themeColor="text1"/>
-          <w:sz w:val="22"/>
-          <w:szCs w:val="22"/>
-        </w:rPr>
-        <w:t xml:space="preserve"> | Project Quality Assurance Manager</w:t>
-      </w:r>
-    </w:p>
-    <w:p>
-      <w:pPr>
-        <w:suppressAutoHyphens/>
-        <w:jc w:val="both"/>
-        <w:rPr>
-          <w:rFonts w:ascii="Calibri" w:hAnsi="Calibri"/>
-          <w:color w:val="000000" w:themeColor="text1"/>
-          <w:sz w:val="22"/>
-          <w:szCs w:val="22"/>
-        </w:rPr>
-      </w:pPr>
-    </w:p>
-    <w:p>
-      <w:pPr>
-        <w:suppressAutoHyphens/>
-        <w:jc w:val="both"/>
-        <w:rPr>
-          <w:rFonts w:ascii="Calibri" w:hAnsi="Calibri"/>
-          <w:color w:val="000000" w:themeColor="text1"/>
-          <w:sz w:val="22"/>
-          <w:szCs w:val="22"/>
-        </w:rPr>
-      </w:pPr>
-      <w:r>
-        <w:rPr>
-          <w:rFonts w:ascii="Calibri" w:hAnsi="Calibri"/>
-          <w:color w:val="000000" w:themeColor="text1"/>
-          <w:sz w:val="22"/>
-          <w:szCs w:val="22"/>
-        </w:rPr>
-        <w:t xml:space="preserve">Project description/summary: Onshore QA/QC role, responsible for Engineering (Contractors) and Site Quality (HAL) </w:t>
-      </w:r>
-    </w:p>
-    <w:p>
-      <w:pPr>
-        <w:suppressAutoHyphens/>
-        <w:jc w:val="both"/>
-        <w:rPr>
-          <w:rFonts w:ascii="Calibri" w:hAnsi="Calibri"/>
-          <w:color w:val="000000" w:themeColor="text1"/>
-          <w:sz w:val="22"/>
-          <w:szCs w:val="22"/>
-        </w:rPr>
-      </w:pPr>
-      <w:r>
-        <w:rPr>
-          <w:rFonts w:ascii="Calibri" w:hAnsi="Calibri"/>
-          <w:color w:val="000000" w:themeColor="text1"/>
-          <w:sz w:val="22"/>
-          <w:szCs w:val="22"/>
-        </w:rPr>
-        <w:t xml:space="preserve">Company’s role in the Project: Thales India</w:t>
-      </w:r>
-    </w:p>
-    <w:p>
-      <w:pPr>
-        <w:suppressAutoHyphens/>
-        <w:jc w:val="both"/>
-        <w:rPr>
-          <w:rFonts w:ascii="Calibri" w:hAnsi="Calibri"/>
-          <w:color w:val="000000" w:themeColor="text1"/>
-          <w:sz w:val="22"/>
-          <w:szCs w:val="22"/>
-        </w:rPr>
-      </w:pPr>
-      <w:r>
-        <w:rPr>
-          <w:rFonts w:ascii="Calibri" w:hAnsi="Calibri"/>
-          <w:color w:val="000000" w:themeColor="text1"/>
-          <w:sz w:val="22"/>
-          <w:szCs w:val="22"/>
-        </w:rPr>
-        <w:t xml:space="preserve">Value: </w:t>
-      </w:r>
-      <w:r>
-        <w:rPr>
-          <w:rFonts w:ascii="Calibri" w:hAnsi="Calibri"/>
-          <w:color w:val="000000" w:themeColor="text1"/>
-          <w:sz w:val="22"/>
-          <w:szCs w:val="22"/>
-        </w:rPr>
-        <w:t xml:space="preserve"/>
-      </w:r>
-    </w:p>
-    <w:p>
-      <w:pPr>
-        <w:suppressAutoHyphens/>
-        <w:jc w:val="both"/>
-        <w:rPr>
-          <w:rFonts w:ascii="Calibri" w:hAnsi="Calibri"/>
-          <w:color w:val="000000" w:themeColor="text1"/>
-          <w:sz w:val="22"/>
-          <w:szCs w:val="22"/>
-        </w:rPr>
-      </w:pPr>
-    </w:p>
-    <w:p>
-      <w:pPr>
-        <w:suppressAutoHyphens/>
-        <w:jc w:val="both"/>
-        <w:rPr>
-          <w:rFonts w:ascii="Calibri" w:hAnsi="Calibri"/>
-          <w:b/>
-          <w:bCs/>
-          <w:color w:val="000000" w:themeColor="text1"/>
-          <w:sz w:val="22"/>
-          <w:szCs w:val="22"/>
-        </w:rPr>
-      </w:pPr>
-      <w:r>
-        <w:rPr>
-          <w:rFonts w:ascii="Calibri" w:hAnsi="Calibri"/>
-          <w:b/>
-          <w:bCs/>
-          <w:color w:val="000000" w:themeColor="text1"/>
-          <w:sz w:val="22"/>
-          <w:szCs w:val="22"/>
-        </w:rPr>
-        <w:t>Responsibilities/Tasks:</w:t>
+        <w:t xml:space="preserve">Corporate QMS implementation (+SHE), ISO certification (9001:2015), Tailoring to Customer Process</w:t>
       </w:r>
     </w:p>
     <w:p>
@@ -2701,7 +2439,231 @@
           <w:sz w:val="22"/>
           <w:szCs w:val="22"/>
         </w:rPr>
-        <w:t xml:space="preserve">QMS: Implemented Corporate QMS (Chorus 2.0 CPO, Tailoring, trainings, deployment etc.); ISO 9001 certification</w:t>
+        <w:t xml:space="preserve">QA/QC – PQP/WMS/ITP/MAR/RI/RFIs/Calibration/NCRs, Execution, Reporting, Audits, Supplier Quality, Site Quality QC teams (internal and Sub-contractors) during Material/Installation/T&amp;C phases</w:t>
+      </w:r>
+    </w:p>
+    <w:p>
+      <w:pPr>
+        <w:suppressAutoHyphens/>
+        <w:jc w:val="both"/>
+        <w:rPr>
+          <w:rFonts w:ascii="Calibri" w:hAnsi="Calibri"/>
+          <w:color w:val="000000" w:themeColor="text1"/>
+          <w:sz w:val="22"/>
+          <w:szCs w:val="22"/>
+        </w:rPr>
+      </w:pPr>
+      <w:r>
+        <w:rPr>
+          <w:rFonts w:ascii="Calibri" w:hAnsi="Calibri"/>
+          <w:color w:val="000000" w:themeColor="text1"/>
+          <w:sz w:val="22"/>
+          <w:szCs w:val="22"/>
+        </w:rPr>
+        <w:t xml:space="preserve"/>
+      </w:r>
+    </w:p>
+    <w:p>
+      <w:pPr>
+        <w:suppressAutoHyphens/>
+        <w:jc w:val="both"/>
+        <w:rPr>
+          <w:rFonts w:ascii="Calibri" w:hAnsi="Calibri"/>
+          <w:color w:val="000000" w:themeColor="text1"/>
+          <w:sz w:val="22"/>
+          <w:szCs w:val="22"/>
+        </w:rPr>
+      </w:pPr>
+      <w:r>
+        <w:rPr>
+          <w:rFonts w:ascii="Calibri" w:hAnsi="Calibri"/>
+          <w:color w:val="000000" w:themeColor="text1"/>
+          <w:sz w:val="22"/>
+          <w:szCs w:val="22"/>
+        </w:rPr>
+        <w:t xml:space="preserve"/>
+      </w:r>
+    </w:p>
+    <w:p>
+      <w:pPr>
+        <w:suppressAutoHyphens/>
+        <w:jc w:val="both"/>
+        <w:rPr>
+          <w:rFonts w:ascii="Calibri" w:hAnsi="Calibri"/>
+          <w:b/>
+          <w:bCs/>
+          <w:color w:val="000000" w:themeColor="text1"/>
+          <w:sz w:val="22"/>
+          <w:szCs w:val="22"/>
+        </w:rPr>
+      </w:pPr>
+      <w:r>
+        <w:rPr>
+          <w:rFonts w:ascii="Calibri" w:hAnsi="Calibri"/>
+          <w:b/>
+          <w:bCs/>
+          <w:color w:val="000000" w:themeColor="text1"/>
+          <w:sz w:val="22"/>
+          <w:szCs w:val="22"/>
+        </w:rPr>
+        <w:t xml:space="preserve">07'2012-01'2016 | Mirage 2000 Aircraft Upgrade (Indian Offset Contract)</w:t>
+      </w:r>
+    </w:p>
+    <w:p>
+      <w:pPr>
+        <w:suppressAutoHyphens/>
+        <w:jc w:val="both"/>
+        <w:rPr>
+          <w:rFonts w:ascii="Calibri" w:hAnsi="Calibri"/>
+          <w:b/>
+          <w:bCs/>
+          <w:color w:val="000000" w:themeColor="text1"/>
+          <w:sz w:val="22"/>
+          <w:szCs w:val="22"/>
+        </w:rPr>
+      </w:pPr>
+      <w:r>
+        <w:rPr>
+          <w:rFonts w:ascii="Calibri" w:hAnsi="Calibri"/>
+          <w:b/>
+          <w:bCs/>
+          <w:color w:val="000000" w:themeColor="text1"/>
+          <w:sz w:val="22"/>
+          <w:szCs w:val="22"/>
+        </w:rPr>
+        <w:t xml:space="preserve">Bengaluru</w:t>
+      </w:r>
+      <w:r>
+        <w:rPr>
+          <w:rFonts w:ascii="Calibri" w:hAnsi="Calibri"/>
+          <w:b/>
+          <w:bCs/>
+          <w:color w:val="000000" w:themeColor="text1"/>
+          <w:sz w:val="22"/>
+          <w:szCs w:val="22"/>
+        </w:rPr>
+        <w:t xml:space="preserve"> | Project Quality Assurance Manager (Onshore)</w:t>
+      </w:r>
+    </w:p>
+    <w:p>
+      <w:pPr>
+        <w:suppressAutoHyphens/>
+        <w:jc w:val="both"/>
+        <w:rPr>
+          <w:rFonts w:ascii="Calibri" w:hAnsi="Calibri"/>
+          <w:color w:val="000000" w:themeColor="text1"/>
+          <w:sz w:val="22"/>
+          <w:szCs w:val="22"/>
+        </w:rPr>
+      </w:pPr>
+    </w:p>
+    <w:p>
+      <w:pPr>
+        <w:suppressAutoHyphens/>
+        <w:jc w:val="both"/>
+        <w:rPr>
+          <w:rFonts w:ascii="Calibri" w:hAnsi="Calibri"/>
+          <w:color w:val="000000" w:themeColor="text1"/>
+          <w:sz w:val="22"/>
+          <w:szCs w:val="22"/>
+        </w:rPr>
+      </w:pPr>
+      <w:r>
+        <w:rPr>
+          <w:rFonts w:ascii="Calibri" w:hAnsi="Calibri"/>
+          <w:color w:val="000000" w:themeColor="text1"/>
+          <w:sz w:val="22"/>
+          <w:szCs w:val="22"/>
+        </w:rPr>
+        <w:t xml:space="preserve">Project description/summary: Onshore &amp; Offshore QA/QC role, responsible for Engineering (Contractors) and Site Quality (HAL) </w:t>
+      </w:r>
+    </w:p>
+    <w:p>
+      <w:pPr>
+        <w:suppressAutoHyphens/>
+        <w:jc w:val="both"/>
+        <w:rPr>
+          <w:rFonts w:ascii="Calibri" w:hAnsi="Calibri"/>
+          <w:color w:val="000000" w:themeColor="text1"/>
+          <w:sz w:val="22"/>
+          <w:szCs w:val="22"/>
+        </w:rPr>
+      </w:pPr>
+      <w:r>
+        <w:rPr>
+          <w:rFonts w:ascii="Calibri" w:hAnsi="Calibri"/>
+          <w:color w:val="000000" w:themeColor="text1"/>
+          <w:sz w:val="22"/>
+          <w:szCs w:val="22"/>
+        </w:rPr>
+        <w:t xml:space="preserve">Company’s role in the Project: </w:t>
+      </w:r>
+    </w:p>
+    <w:p>
+      <w:pPr>
+        <w:suppressAutoHyphens/>
+        <w:jc w:val="both"/>
+        <w:rPr>
+          <w:rFonts w:ascii="Calibri" w:hAnsi="Calibri"/>
+          <w:color w:val="000000" w:themeColor="text1"/>
+          <w:sz w:val="22"/>
+          <w:szCs w:val="22"/>
+        </w:rPr>
+      </w:pPr>
+      <w:r>
+        <w:rPr>
+          <w:rFonts w:ascii="Calibri" w:hAnsi="Calibri"/>
+          <w:color w:val="000000" w:themeColor="text1"/>
+          <w:sz w:val="22"/>
+          <w:szCs w:val="22"/>
+        </w:rPr>
+        <w:t xml:space="preserve">Value: </w:t>
+      </w:r>
+      <w:r>
+        <w:rPr>
+          <w:rFonts w:ascii="Calibri" w:hAnsi="Calibri"/>
+          <w:color w:val="000000" w:themeColor="text1"/>
+          <w:sz w:val="22"/>
+          <w:szCs w:val="22"/>
+        </w:rPr>
+        <w:t xml:space="preserve"/>
+      </w:r>
+    </w:p>
+    <w:p>
+      <w:pPr>
+        <w:suppressAutoHyphens/>
+        <w:jc w:val="both"/>
+        <w:rPr>
+          <w:rFonts w:ascii="Calibri" w:hAnsi="Calibri"/>
+          <w:color w:val="000000" w:themeColor="text1"/>
+          <w:sz w:val="22"/>
+          <w:szCs w:val="22"/>
+        </w:rPr>
+      </w:pPr>
+    </w:p>
+    <w:p>
+      <w:pPr>
+        <w:suppressAutoHyphens/>
+        <w:jc w:val="both"/>
+        <w:rPr>
+          <w:rFonts w:ascii="Calibri" w:hAnsi="Calibri"/>
+          <w:b/>
+          <w:bCs/>
+          <w:color w:val="000000" w:themeColor="text1"/>
+          <w:sz w:val="22"/>
+          <w:szCs w:val="22"/>
+        </w:rPr>
+      </w:pPr>
+      <w:r>
+        <w:rPr>
+          <w:rFonts w:ascii="Calibri" w:hAnsi="Calibri"/>
+          <w:b/>
+          <w:bCs/>
+          <w:color w:val="000000" w:themeColor="text1"/>
+          <w:sz w:val="22"/>
+          <w:szCs w:val="22"/>
+        </w:rPr>
+        <w:t>Responsibilities/Tasks:</w:t>
       </w:r>
     </w:p>
     <w:p>
@@ -2748,7 +2710,7 @@
           <w:sz w:val="22"/>
           <w:szCs w:val="22"/>
         </w:rPr>
-        <w:t xml:space="preserve">Planning: PQP, WMS/ITPs/Checklists for project including reviews and approvals of offset partner deliverables</w:t>
+        <w:t xml:space="preserve">QMS: Implemented Corporate QMS (Chorus 2.0 CPO, Tailoring, trainings, deployment etc.); ISO 9001 certification.</w:t>
       </w:r>
     </w:p>
     <w:p>
@@ -2795,231 +2757,7 @@
           <w:sz w:val="22"/>
           <w:szCs w:val="22"/>
         </w:rPr>
-        <w:t xml:space="preserve">Engineering QA: Gate reviews, Software sampling tests/Build Checks, CSAT, Quality Advice, Track Actions</w:t>
-      </w:r>
-    </w:p>
-    <w:p>
-      <w:pPr>
-        <w:suppressAutoHyphens/>
-        <w:jc w:val="both"/>
-        <w:rPr>
-          <w:rFonts w:ascii="Calibri" w:hAnsi="Calibri"/>
-          <w:color w:val="000000" w:themeColor="text1"/>
-          <w:sz w:val="22"/>
-          <w:szCs w:val="22"/>
-        </w:rPr>
-      </w:pPr>
-      <w:r>
-        <w:rPr>
-          <w:rFonts w:ascii="Calibri" w:hAnsi="Calibri"/>
-          <w:color w:val="000000" w:themeColor="text1"/>
-          <w:sz w:val="22"/>
-          <w:szCs w:val="22"/>
-        </w:rPr>
-        <w:t xml:space="preserve"/>
-      </w:r>
-    </w:p>
-    <w:p>
-      <w:pPr>
-        <w:suppressAutoHyphens/>
-        <w:jc w:val="both"/>
-        <w:rPr>
-          <w:rFonts w:ascii="Calibri" w:hAnsi="Calibri"/>
-          <w:color w:val="000000" w:themeColor="text1"/>
-          <w:sz w:val="22"/>
-          <w:szCs w:val="22"/>
-        </w:rPr>
-      </w:pPr>
-      <w:r>
-        <w:rPr>
-          <w:rFonts w:ascii="Calibri" w:hAnsi="Calibri"/>
-          <w:color w:val="000000" w:themeColor="text1"/>
-          <w:sz w:val="22"/>
-          <w:szCs w:val="22"/>
-        </w:rPr>
-        <w:t xml:space="preserve"/>
-      </w:r>
-    </w:p>
-    <w:p>
-      <w:pPr>
-        <w:suppressAutoHyphens/>
-        <w:jc w:val="both"/>
-        <w:rPr>
-          <w:rFonts w:ascii="Calibri" w:hAnsi="Calibri"/>
-          <w:b/>
-          <w:bCs/>
-          <w:color w:val="000000" w:themeColor="text1"/>
-          <w:sz w:val="22"/>
-          <w:szCs w:val="22"/>
-        </w:rPr>
-      </w:pPr>
-      <w:r>
-        <w:rPr>
-          <w:rFonts w:ascii="Calibri" w:hAnsi="Calibri"/>
-          <w:b/>
-          <w:bCs/>
-          <w:color w:val="000000" w:themeColor="text1"/>
-          <w:sz w:val="22"/>
-          <w:szCs w:val="22"/>
-        </w:rPr>
-        <w:t xml:space="preserve">10’2008-06’2012 | Thales</w:t>
-      </w:r>
-    </w:p>
-    <w:p>
-      <w:pPr>
-        <w:suppressAutoHyphens/>
-        <w:jc w:val="both"/>
-        <w:rPr>
-          <w:rFonts w:ascii="Calibri" w:hAnsi="Calibri"/>
-          <w:b/>
-          <w:bCs/>
-          <w:color w:val="000000" w:themeColor="text1"/>
-          <w:sz w:val="22"/>
-          <w:szCs w:val="22"/>
-        </w:rPr>
-      </w:pPr>
-      <w:r>
-        <w:rPr>
-          <w:rFonts w:ascii="Calibri" w:hAnsi="Calibri"/>
-          <w:b/>
-          <w:bCs/>
-          <w:color w:val="000000" w:themeColor="text1"/>
-          <w:sz w:val="22"/>
-          <w:szCs w:val="22"/>
-        </w:rPr>
-        <w:t xml:space="preserve">Chennai</w:t>
-      </w:r>
-      <w:r>
-        <w:rPr>
-          <w:rFonts w:ascii="Calibri" w:hAnsi="Calibri"/>
-          <w:b/>
-          <w:bCs/>
-          <w:color w:val="000000" w:themeColor="text1"/>
-          <w:sz w:val="22"/>
-          <w:szCs w:val="22"/>
-        </w:rPr>
-        <w:t xml:space="preserve"> | Portfolio Quality Assurance Manager</w:t>
-      </w:r>
-    </w:p>
-    <w:p>
-      <w:pPr>
-        <w:suppressAutoHyphens/>
-        <w:jc w:val="both"/>
-        <w:rPr>
-          <w:rFonts w:ascii="Calibri" w:hAnsi="Calibri"/>
-          <w:color w:val="000000" w:themeColor="text1"/>
-          <w:sz w:val="22"/>
-          <w:szCs w:val="22"/>
-        </w:rPr>
-      </w:pPr>
-    </w:p>
-    <w:p>
-      <w:pPr>
-        <w:suppressAutoHyphens/>
-        <w:jc w:val="both"/>
-        <w:rPr>
-          <w:rFonts w:ascii="Calibri" w:hAnsi="Calibri"/>
-          <w:color w:val="000000" w:themeColor="text1"/>
-          <w:sz w:val="22"/>
-          <w:szCs w:val="22"/>
-        </w:rPr>
-      </w:pPr>
-      <w:r>
-        <w:rPr>
-          <w:rFonts w:ascii="Calibri" w:hAnsi="Calibri"/>
-          <w:color w:val="000000" w:themeColor="text1"/>
-          <w:sz w:val="22"/>
-          <w:szCs w:val="22"/>
-        </w:rPr>
-        <w:t xml:space="preserve">Project description/summary: Onshore QA/QC role, responsible for Engineering Quality </w:t>
-      </w:r>
-    </w:p>
-    <w:p>
-      <w:pPr>
-        <w:suppressAutoHyphens/>
-        <w:jc w:val="both"/>
-        <w:rPr>
-          <w:rFonts w:ascii="Calibri" w:hAnsi="Calibri"/>
-          <w:color w:val="000000" w:themeColor="text1"/>
-          <w:sz w:val="22"/>
-          <w:szCs w:val="22"/>
-        </w:rPr>
-      </w:pPr>
-      <w:r>
-        <w:rPr>
-          <w:rFonts w:ascii="Calibri" w:hAnsi="Calibri"/>
-          <w:color w:val="000000" w:themeColor="text1"/>
-          <w:sz w:val="22"/>
-          <w:szCs w:val="22"/>
-        </w:rPr>
-        <w:t xml:space="preserve">Company’s role in the Project: Thales</w:t>
-      </w:r>
-    </w:p>
-    <w:p>
-      <w:pPr>
-        <w:suppressAutoHyphens/>
-        <w:jc w:val="both"/>
-        <w:rPr>
-          <w:rFonts w:ascii="Calibri" w:hAnsi="Calibri"/>
-          <w:color w:val="000000" w:themeColor="text1"/>
-          <w:sz w:val="22"/>
-          <w:szCs w:val="22"/>
-        </w:rPr>
-      </w:pPr>
-      <w:r>
-        <w:rPr>
-          <w:rFonts w:ascii="Calibri" w:hAnsi="Calibri"/>
-          <w:color w:val="000000" w:themeColor="text1"/>
-          <w:sz w:val="22"/>
-          <w:szCs w:val="22"/>
-        </w:rPr>
-        <w:t xml:space="preserve">Value: </w:t>
-      </w:r>
-      <w:r>
-        <w:rPr>
-          <w:rFonts w:ascii="Calibri" w:hAnsi="Calibri"/>
-          <w:color w:val="000000" w:themeColor="text1"/>
-          <w:sz w:val="22"/>
-          <w:szCs w:val="22"/>
-        </w:rPr>
-        <w:t xml:space="preserve"/>
-      </w:r>
-    </w:p>
-    <w:p>
-      <w:pPr>
-        <w:suppressAutoHyphens/>
-        <w:jc w:val="both"/>
-        <w:rPr>
-          <w:rFonts w:ascii="Calibri" w:hAnsi="Calibri"/>
-          <w:color w:val="000000" w:themeColor="text1"/>
-          <w:sz w:val="22"/>
-          <w:szCs w:val="22"/>
-        </w:rPr>
-      </w:pPr>
-    </w:p>
-    <w:p>
-      <w:pPr>
-        <w:suppressAutoHyphens/>
-        <w:jc w:val="both"/>
-        <w:rPr>
-          <w:rFonts w:ascii="Calibri" w:hAnsi="Calibri"/>
-          <w:b/>
-          <w:bCs/>
-          <w:color w:val="000000" w:themeColor="text1"/>
-          <w:sz w:val="22"/>
-          <w:szCs w:val="22"/>
-        </w:rPr>
-      </w:pPr>
-      <w:r>
-        <w:rPr>
-          <w:rFonts w:ascii="Calibri" w:hAnsi="Calibri"/>
-          <w:b/>
-          <w:bCs/>
-          <w:color w:val="000000" w:themeColor="text1"/>
-          <w:sz w:val="22"/>
-          <w:szCs w:val="22"/>
-        </w:rPr>
-        <w:t>Responsibilities/Tasks:</w:t>
+        <w:t xml:space="preserve">Planning: PQP, WMS/ITPs/Checklists for project including reviews and approvals of offset partner deliverables</w:t>
       </w:r>
     </w:p>
     <w:p>
@@ -3066,7 +2804,231 @@
           <w:sz w:val="22"/>
           <w:szCs w:val="22"/>
         </w:rPr>
-        <w:t xml:space="preserve">QAQC Planning (PQP), WMS/SOPs, Inspections for the entity projects and Portfolios</w:t>
+        <w:t xml:space="preserve">Engineering QA: Gate reviews, Software sampling tests/Build Checks, CSAT, Quality Advice, Track Actions</w:t>
+      </w:r>
+    </w:p>
+    <w:p>
+      <w:pPr>
+        <w:suppressAutoHyphens/>
+        <w:jc w:val="both"/>
+        <w:rPr>
+          <w:rFonts w:ascii="Calibri" w:hAnsi="Calibri"/>
+          <w:color w:val="000000" w:themeColor="text1"/>
+          <w:sz w:val="22"/>
+          <w:szCs w:val="22"/>
+        </w:rPr>
+      </w:pPr>
+      <w:r>
+        <w:rPr>
+          <w:rFonts w:ascii="Calibri" w:hAnsi="Calibri"/>
+          <w:color w:val="000000" w:themeColor="text1"/>
+          <w:sz w:val="22"/>
+          <w:szCs w:val="22"/>
+        </w:rPr>
+        <w:t xml:space="preserve"/>
+      </w:r>
+    </w:p>
+    <w:p>
+      <w:pPr>
+        <w:suppressAutoHyphens/>
+        <w:jc w:val="both"/>
+        <w:rPr>
+          <w:rFonts w:ascii="Calibri" w:hAnsi="Calibri"/>
+          <w:color w:val="000000" w:themeColor="text1"/>
+          <w:sz w:val="22"/>
+          <w:szCs w:val="22"/>
+        </w:rPr>
+      </w:pPr>
+      <w:r>
+        <w:rPr>
+          <w:rFonts w:ascii="Calibri" w:hAnsi="Calibri"/>
+          <w:color w:val="000000" w:themeColor="text1"/>
+          <w:sz w:val="22"/>
+          <w:szCs w:val="22"/>
+        </w:rPr>
+        <w:t xml:space="preserve"/>
+      </w:r>
+    </w:p>
+    <w:p>
+      <w:pPr>
+        <w:suppressAutoHyphens/>
+        <w:jc w:val="both"/>
+        <w:rPr>
+          <w:rFonts w:ascii="Calibri" w:hAnsi="Calibri"/>
+          <w:b/>
+          <w:bCs/>
+          <w:color w:val="000000" w:themeColor="text1"/>
+          <w:sz w:val="22"/>
+          <w:szCs w:val="22"/>
+        </w:rPr>
+      </w:pPr>
+      <w:r>
+        <w:rPr>
+          <w:rFonts w:ascii="Calibri" w:hAnsi="Calibri"/>
+          <w:b/>
+          <w:bCs/>
+          <w:color w:val="000000" w:themeColor="text1"/>
+          <w:sz w:val="22"/>
+          <w:szCs w:val="22"/>
+        </w:rPr>
+        <w:t xml:space="preserve">10'2008-06'2012 | Avionics Portfolio Projects</w:t>
+      </w:r>
+    </w:p>
+    <w:p>
+      <w:pPr>
+        <w:suppressAutoHyphens/>
+        <w:jc w:val="both"/>
+        <w:rPr>
+          <w:rFonts w:ascii="Calibri" w:hAnsi="Calibri"/>
+          <w:b/>
+          <w:bCs/>
+          <w:color w:val="000000" w:themeColor="text1"/>
+          <w:sz w:val="22"/>
+          <w:szCs w:val="22"/>
+        </w:rPr>
+      </w:pPr>
+      <w:r>
+        <w:rPr>
+          <w:rFonts w:ascii="Calibri" w:hAnsi="Calibri"/>
+          <w:b/>
+          <w:bCs/>
+          <w:color w:val="000000" w:themeColor="text1"/>
+          <w:sz w:val="22"/>
+          <w:szCs w:val="22"/>
+        </w:rPr>
+        <w:t xml:space="preserve">Chennai</w:t>
+      </w:r>
+      <w:r>
+        <w:rPr>
+          <w:rFonts w:ascii="Calibri" w:hAnsi="Calibri"/>
+          <w:b/>
+          <w:bCs/>
+          <w:color w:val="000000" w:themeColor="text1"/>
+          <w:sz w:val="22"/>
+          <w:szCs w:val="22"/>
+        </w:rPr>
+        <w:t xml:space="preserve"> | Portfolio Quality Assurance Manager (Onshore)</w:t>
+      </w:r>
+    </w:p>
+    <w:p>
+      <w:pPr>
+        <w:suppressAutoHyphens/>
+        <w:jc w:val="both"/>
+        <w:rPr>
+          <w:rFonts w:ascii="Calibri" w:hAnsi="Calibri"/>
+          <w:color w:val="000000" w:themeColor="text1"/>
+          <w:sz w:val="22"/>
+          <w:szCs w:val="22"/>
+        </w:rPr>
+      </w:pPr>
+    </w:p>
+    <w:p>
+      <w:pPr>
+        <w:suppressAutoHyphens/>
+        <w:jc w:val="both"/>
+        <w:rPr>
+          <w:rFonts w:ascii="Calibri" w:hAnsi="Calibri"/>
+          <w:color w:val="000000" w:themeColor="text1"/>
+          <w:sz w:val="22"/>
+          <w:szCs w:val="22"/>
+        </w:rPr>
+      </w:pPr>
+      <w:r>
+        <w:rPr>
+          <w:rFonts w:ascii="Calibri" w:hAnsi="Calibri"/>
+          <w:color w:val="000000" w:themeColor="text1"/>
+          <w:sz w:val="22"/>
+          <w:szCs w:val="22"/>
+        </w:rPr>
+        <w:t xml:space="preserve">Project description/summary: Offshore QA/QC role, responsible for Engineering Quality </w:t>
+      </w:r>
+    </w:p>
+    <w:p>
+      <w:pPr>
+        <w:suppressAutoHyphens/>
+        <w:jc w:val="both"/>
+        <w:rPr>
+          <w:rFonts w:ascii="Calibri" w:hAnsi="Calibri"/>
+          <w:color w:val="000000" w:themeColor="text1"/>
+          <w:sz w:val="22"/>
+          <w:szCs w:val="22"/>
+        </w:rPr>
+      </w:pPr>
+      <w:r>
+        <w:rPr>
+          <w:rFonts w:ascii="Calibri" w:hAnsi="Calibri"/>
+          <w:color w:val="000000" w:themeColor="text1"/>
+          <w:sz w:val="22"/>
+          <w:szCs w:val="22"/>
+        </w:rPr>
+        <w:t xml:space="preserve">Company’s role in the Project: </w:t>
+      </w:r>
+    </w:p>
+    <w:p>
+      <w:pPr>
+        <w:suppressAutoHyphens/>
+        <w:jc w:val="both"/>
+        <w:rPr>
+          <w:rFonts w:ascii="Calibri" w:hAnsi="Calibri"/>
+          <w:color w:val="000000" w:themeColor="text1"/>
+          <w:sz w:val="22"/>
+          <w:szCs w:val="22"/>
+        </w:rPr>
+      </w:pPr>
+      <w:r>
+        <w:rPr>
+          <w:rFonts w:ascii="Calibri" w:hAnsi="Calibri"/>
+          <w:color w:val="000000" w:themeColor="text1"/>
+          <w:sz w:val="22"/>
+          <w:szCs w:val="22"/>
+        </w:rPr>
+        <w:t xml:space="preserve">Value: </w:t>
+      </w:r>
+      <w:r>
+        <w:rPr>
+          <w:rFonts w:ascii="Calibri" w:hAnsi="Calibri"/>
+          <w:color w:val="000000" w:themeColor="text1"/>
+          <w:sz w:val="22"/>
+          <w:szCs w:val="22"/>
+        </w:rPr>
+        <w:t xml:space="preserve"/>
+      </w:r>
+    </w:p>
+    <w:p>
+      <w:pPr>
+        <w:suppressAutoHyphens/>
+        <w:jc w:val="both"/>
+        <w:rPr>
+          <w:rFonts w:ascii="Calibri" w:hAnsi="Calibri"/>
+          <w:color w:val="000000" w:themeColor="text1"/>
+          <w:sz w:val="22"/>
+          <w:szCs w:val="22"/>
+        </w:rPr>
+      </w:pPr>
+    </w:p>
+    <w:p>
+      <w:pPr>
+        <w:suppressAutoHyphens/>
+        <w:jc w:val="both"/>
+        <w:rPr>
+          <w:rFonts w:ascii="Calibri" w:hAnsi="Calibri"/>
+          <w:b/>
+          <w:bCs/>
+          <w:color w:val="000000" w:themeColor="text1"/>
+          <w:sz w:val="22"/>
+          <w:szCs w:val="22"/>
+        </w:rPr>
+      </w:pPr>
+      <w:r>
+        <w:rPr>
+          <w:rFonts w:ascii="Calibri" w:hAnsi="Calibri"/>
+          <w:b/>
+          <w:bCs/>
+          <w:color w:val="000000" w:themeColor="text1"/>
+          <w:sz w:val="22"/>
+          <w:szCs w:val="22"/>
+        </w:rPr>
+        <w:t>Responsibilities/Tasks:</w:t>
       </w:r>
     </w:p>
     <w:p>
@@ -3113,7 +3075,7 @@
           <w:sz w:val="22"/>
           <w:szCs w:val="22"/>
         </w:rPr>
-        <w:t xml:space="preserve">Key involvement in Stage Gate reviews (PDR/CDR/FAI etc) (Equivalent to Design and FAT)</w:t>
+        <w:t xml:space="preserve">QAQC Planning (PQP), WMS/SOPs, Inspections for the entity projects and Portfolios</w:t>
       </w:r>
     </w:p>
     <w:p>
@@ -3160,7 +3122,7 @@
           <w:sz w:val="22"/>
           <w:szCs w:val="22"/>
         </w:rPr>
-        <w:t xml:space="preserve">QC auditor for Organisation and Product owner for Web based tools using Agile</w:t>
+        <w:t xml:space="preserve">Key involvement in Stage Gate reviews (PDR/CDR/FAI etc) (Equivalent to Design and FAT)</w:t>
       </w:r>
     </w:p>
     <w:p>
@@ -3227,7 +3189,7 @@
           <w:sz w:val="22"/>
           <w:szCs w:val="22"/>
         </w:rPr>
-        <w:t xml:space="preserve">04’2007-10’2008 | Thales</w:t>
+        <w:t xml:space="preserve">04'2007-10'2008 | A400M Aircraft HMI projects</w:t>
       </w:r>
     </w:p>
     <w:p>
@@ -3263,7 +3225,7 @@
           <w:sz w:val="22"/>
           <w:szCs w:val="22"/>
         </w:rPr>
-        <w:t xml:space="preserve"> | Engineering Technical Lead</w:t>
+        <w:t xml:space="preserve"> | Engineering Technical Lead (Offshore)</w:t>
       </w:r>
     </w:p>
     <w:p>
@@ -3317,7 +3279,7 @@
           <w:sz w:val="22"/>
           <w:szCs w:val="22"/>
         </w:rPr>
-        <w:t xml:space="preserve">Company’s role in the Project: Thales</w:t>
+        <w:t xml:space="preserve">Company’s role in the Project: </w:t>
       </w:r>
     </w:p>
     <w:p>
@@ -3478,7 +3440,7 @@
           <w:sz w:val="22"/>
           <w:szCs w:val="22"/>
         </w:rPr>
-        <w:t xml:space="preserve">Requirement analysis, reviews, LLRs, design (CDS: HMI-GUI), coding (OOTH/DO178B), debug and unit testing</w:t>
+        <w:t xml:space="preserve">Requirement analysis, reviews, LLRs, design (CDS: HMI-GUI), coding (OOTH/DO178B), debug and unit testing.</w:t>
       </w:r>
     </w:p>
     <w:p>
@@ -3545,7 +3507,7 @@
           <w:sz w:val="22"/>
           <w:szCs w:val="22"/>
         </w:rPr>
-        <w:t xml:space="preserve">11’2003-03’2007 | Honeywell, ADA/DRDO</w:t>
+        <w:t xml:space="preserve">05'2004-03'2007 | A380 Aircraft Surveillance System (IHAS-ADIS)</w:t>
       </w:r>
     </w:p>
     <w:p>
@@ -3635,7 +3597,7 @@
           <w:sz w:val="22"/>
           <w:szCs w:val="22"/>
         </w:rPr>
-        <w:t xml:space="preserve">Company’s role in the Project: Honeywell, ADA/DRDO</w:t>
+        <w:t xml:space="preserve">Company’s role in the Project: </w:t>
       </w:r>
     </w:p>
     <w:p>
